--- a/downloads/teacher/05 Materials/Unit 03/Slides/Slides 03.11 - Conflict Prevent Manage Repair.docx
+++ b/downloads/teacher/05 Materials/Unit 03/Slides/Slides 03.11 - Conflict Prevent Manage Repair.docx
@@ -1746,46 +1746,7 @@
         <w:pStyle w:val="Compact"/>
       </w:pPr>
       <w:r>
-        <w:t xml:space="preserve">Who to ask: an adult at home; the counselor</w:t>
-      </w:r>
-      <w:r>
-        <w:t xml:space="preserve"> </w:t>
-      </w:r>
-      <w:r>
-        <w:rPr>
-          <w:rStyle w:val="TeacherNote"/>
-        </w:rPr>
-        <w:t xml:space="preserve">[Sal: name, room ___]</w:t>
-      </w:r>
-      <w:r>
-        <w:t xml:space="preserve"> </w:t>
-      </w:r>
-      <w:r>
-        <w:t xml:space="preserve">or the nurse</w:t>
-      </w:r>
-      <w:r>
-        <w:t xml:space="preserve"> </w:t>
-      </w:r>
-      <w:r>
-        <w:rPr>
-          <w:rStyle w:val="TeacherNote"/>
-        </w:rPr>
-        <w:t xml:space="preserve">[Sal: name];</w:t>
-      </w:r>
-      <w:r>
-        <w:t xml:space="preserve"> </w:t>
-      </w:r>
-      <w:r>
-        <w:t xml:space="preserve">any teacher, me included, or the main office; the approved help line</w:t>
-      </w:r>
-      <w:r>
-        <w:t xml:space="preserve"> </w:t>
-      </w:r>
-      <w:r>
-        <w:rPr>
-          <w:rStyle w:val="TeacherNote"/>
-        </w:rPr>
-        <w:t xml:space="preserve">[Sal: the number your building approves]</w:t>
+        <w:t xml:space="preserve">Who to ask: an adult at home; the counselor or the nurse; any teacher, me included, or the main office; the approved help line</w:t>
       </w:r>
     </w:p>
     <w:p>
@@ -1804,15 +1765,6 @@
       </w:r>
       <w:r>
         <w:t xml:space="preserve">Notes: Say the four parts of rung 5 out loud every class. If a student reports something today, follow the building’s reporting steps.</w:t>
-      </w:r>
-      <w:r>
-        <w:t xml:space="preserve"> </w:t>
-      </w:r>
-      <w:r>
-        <w:rPr>
-          <w:rStyle w:val="TeacherNote"/>
-        </w:rPr>
-        <w:t xml:space="preserve">[Sal: have those steps in front of you before you teach this; you are a mandated reporter.]</w:t>
       </w:r>
     </w:p>
     <w:p>
